--- a/(e)CRF/Per nummer/05_Toestemmingsformulier manager.docx
+++ b/(e)CRF/Per nummer/05_Toestemmingsformulier manager.docx
@@ -3414,7 +3414,6 @@
         </w:rPr>
         <w:t xml:space="preserve"> VUB)</w:t>
       </w:r>
-      <w:commentRangeStart w:id="1985823405"/>
       <w:r>
         <w:rPr>
           <w:rFonts w:ascii="Arial" w:hAnsi="Arial" w:cs="Arial" w:eastAsia="Arial"/>
@@ -3424,15 +3423,6 @@
           <w:lang w:val="nl-BE"/>
         </w:rPr>
         <w:t>.</w:t>
-      </w:r>
-      <w:commentRangeEnd w:id="1985823405"/>
-      <w:r>
-        <w:rPr>
-          <w:rStyle w:val="CommentReference"/>
-          <w:rFonts w:ascii="Arial" w:hAnsi="Arial" w:eastAsia="Arial" w:cs="Arial"/>
-          <w:color w:val="24303B"/>
-        </w:rPr>
-        <w:commentReference w:id="1985823405"/>
       </w:r>
       <w:r>
         <w:rPr>
@@ -3685,32 +3675,11 @@
         <w:jc w:val="both"/>
         <w:textAlignment w:val="baseline"/>
         <w:rPr>
-          <w:del w:author="Fabienne Dobbels" w:date="2026-06-03T09:21:56.21Z" w16du:dateUtc="2026-06-03T09:21:56.21Z" w:id="910147447"/>
           <w:rFonts w:ascii="Arial" w:hAnsi="Arial" w:cs="Arial"/>
           <w:sz w:val="20"/>
           <w:szCs w:val="20"/>
         </w:rPr>
       </w:pPr>
-      <w:del w:author="Fabienne Dobbels" w:date="2026-06-03T09:21:56.212Z" w16du:dateUtc="2026-06-03T09:21:56.212Z" w:id="90341102">
-        <w:r>
-          <w:rPr>
-            <w:rStyle w:val="normaltextrun"/>
-            <w:rFonts w:ascii="Arial" w:hAnsi="Arial" w:cs="Arial"/>
-            <w:sz w:val="20"/>
-            <w:szCs w:val="20"/>
-          </w:rPr>
-          <w:delText>Er u geen kosten worden aangerekend voor specifieke behandelingen, bezoeken/ consultaties, en/of onderzoeken in het kader van deze studie.</w:delText>
-        </w:r>
-        <w:r>
-          <w:rPr>
-            <w:rStyle w:val="eop"/>
-            <w:rFonts w:ascii="Arial" w:hAnsi="Arial" w:cs="Arial"/>
-            <w:sz w:val="20"/>
-            <w:szCs w:val="20"/>
-          </w:rPr>
-          <w:delText> </w:delText>
-        </w:r>
-      </w:del>
     </w:p>
     <w:p>
       <w:pPr>
@@ -4402,16 +4371,6 @@
           <w:lang w:val="en-US"/>
         </w:rPr>
       </w:pPr>
-      <w:commentRangeStart w:id="1364248206"/>
-      <w:commentRangeEnd w:id="1364248206"/>
-      <w:r>
-        <w:rPr>
-          <w:rStyle w:val="CommentReference"/>
-          <w:rFonts w:ascii="Arial" w:hAnsi="Arial" w:eastAsia="Arial" w:cs="Arial"/>
-          <w:color w:val="24303B"/>
-        </w:rPr>
-        <w:commentReference w:id="1364248206"/>
-      </w:r>
       <w:r>
         <w:rPr>
           <w:rFonts w:ascii="Arial" w:hAnsi="Arial" w:eastAsia="Arial" w:cs="Arial"/>
@@ -9385,24 +9344,12 @@
       <w:pPr>
         <w:spacing w:after="60"/>
         <w:rPr>
-          <w:del w:author="Fabienne Dobbels" w:date="2026-06-03T09:24:24.285Z" w16du:dateUtc="2026-06-03T09:24:24.285Z" w:id="161738151"/>
           <w:rFonts w:ascii="Arial" w:hAnsi="Arial" w:cs="Arial"/>
           <w:sz w:val="20"/>
           <w:szCs w:val="20"/>
           <w:lang w:val="nl-BE"/>
         </w:rPr>
       </w:pPr>
-      <w:del w:author="Fabienne Dobbels" w:date="2026-06-03T09:24:24.285Z" w16du:dateUtc="2026-06-03T09:24:24.285Z" w:id="648971577">
-        <w:r>
-          <w:rPr>
-            <w:rFonts w:ascii="Arial" w:hAnsi="Arial" w:cs="Arial"/>
-            <w:sz w:val="20"/>
-            <w:szCs w:val="20"/>
-            <w:lang w:val="nl-BE"/>
-          </w:rPr>
-          <w:delText xml:space="preserve">Het is ook mogelijk dat de arts-onderzoeker uw deelname aan de studie stopzet omdat hij/zij vaststelt dat u zich niet aan de voorschriften voor deelname houdt. </w:delText>
-        </w:r>
-      </w:del>
     </w:p>
     <w:p>
       <w:pPr>
@@ -13997,17 +13944,6 @@
         </w:rPr>
         <w:t xml:space="preserve">U zult geen vergoeding krijgen voor uw deelname aan deze studie. Uw deelname zal </w:t>
       </w:r>
-      <w:del w:author="Fabienne Dobbels" w:date="2026-06-03T09:29:08.861Z" w16du:dateUtc="2026-06-03T09:29:08.861Z" w:id="1842674880">
-        <w:r>
-          <w:rPr>
-            <w:rFonts w:ascii="Arial" w:hAnsi="Arial"/>
-            <w:sz w:val="20"/>
-            <w:szCs w:val="20"/>
-            <w:lang w:val="nl-BE"/>
-          </w:rPr>
-          <w:delText>echter</w:delText>
-        </w:r>
-      </w:del>
       <w:r>
         <w:rPr>
           <w:rFonts w:ascii="Arial" w:hAnsi="Arial" w:eastAsia="Arial" w:cs="Arial"/>
@@ -14018,17 +13954,15 @@
         </w:rPr>
         <w:t xml:space="preserve"> voor u </w:t>
       </w:r>
-      <w:ins w:author="Fabienne Dobbels" w:date="2026-06-03T09:29:17.725Z" w16du:dateUtc="2026-06-03T09:29:17.725Z" w:id="732158546">
-        <w:r>
-          <w:rPr>
-            <w:rFonts w:ascii="Arial" w:hAnsi="Arial"/>
-            <w:sz w:val="20"/>
-            <w:szCs w:val="20"/>
-            <w:lang w:val="nl-BE"/>
-          </w:rPr>
-          <w:t xml:space="preserve">ook </w:t>
-        </w:r>
-      </w:ins>
+      <w:r>
+        <w:rPr>
+          <w:rFonts w:ascii="Arial" w:hAnsi="Arial"/>
+          <w:sz w:val="20"/>
+          <w:szCs w:val="20"/>
+          <w:lang w:val="nl-BE"/>
+        </w:rPr>
+        <w:t xml:space="preserve">ook </w:t>
+      </w:r>
       <w:r>
         <w:rPr>
           <w:rFonts w:ascii="Arial" w:hAnsi="Arial" w:eastAsia="Arial" w:cs="Arial"/>
@@ -14085,7 +14019,6 @@
         </w:rPr>
         <w:t>Uw deelname aan de studie betekent dat de arts-</w:t>
       </w:r>
-      <w:commentRangeStart w:id="1911531606"/>
       <w:r>
         <w:rPr>
           <w:rFonts w:ascii="Arial" w:hAnsi="Arial" w:cs="Arial" w:eastAsia="Arial"/>
@@ -14095,15 +14028,6 @@
           <w:lang w:val="nl-BE"/>
         </w:rPr>
         <w:t>onderzoeker</w:t>
-      </w:r>
-      <w:commentRangeEnd w:id="1911531606"/>
-      <w:r>
-        <w:rPr>
-          <w:rStyle w:val="CommentReference"/>
-          <w:rFonts w:ascii="Arial" w:hAnsi="Arial" w:eastAsia="Arial" w:cs="Arial"/>
-          <w:color w:val="24303B"/>
-        </w:rPr>
-        <w:commentReference w:id="1911531606"/>
       </w:r>
       <w:r>
         <w:rPr>
@@ -15888,98 +15812,13 @@
 </w:document>
 </file>
 
-<file path=word/comments.xml><?xml version="1.0" encoding="utf-8"?>
-<w:comments xmlns:w14="http://schemas.microsoft.com/office/word/2010/wordml" xmlns:w="http://schemas.openxmlformats.org/wordprocessingml/2006/main">
-  <w:comment xmlns:w="http://schemas.openxmlformats.org/wordprocessingml/2006/main" w:initials="FD" w:author="Fabienne Dobbels" w:date="2026-06-03T11:21:18" w:id="1985823405">
-    <w:p xmlns:w14="http://schemas.microsoft.com/office/word/2010/wordml" xmlns:w="http://schemas.openxmlformats.org/wordprocessingml/2006/main">
-      <w:pPr>
-        <w:pStyle w:val="CommentText"/>
-      </w:pPr>
-      <w:r>
-        <w:rPr>
-          <w:rStyle w:val="CommentReference"/>
-        </w:rPr>
-        <w:annotationRef/>
-      </w:r>
-      <w:r>
-        <w:t xml:space="preserve">wie zal consent afnemen? </w:t>
-      </w:r>
-    </w:p>
-  </w:comment>
-  <w:comment xmlns:w="http://schemas.openxmlformats.org/wordprocessingml/2006/main" w:initials="FD" w:author="Fabienne Dobbels" w:date="2026-06-03T11:23:10" w:id="1364248206">
-    <w:p xmlns:w14="http://schemas.microsoft.com/office/word/2010/wordml" xmlns:w="http://schemas.openxmlformats.org/wordprocessingml/2006/main">
-      <w:pPr>
-        <w:pStyle w:val="CommentText"/>
-      </w:pPr>
-      <w:r>
-        <w:rPr>
-          <w:rStyle w:val="CommentReference"/>
-        </w:rPr>
-        <w:annotationRef/>
-      </w:r>
-      <w:r>
-        <w:t xml:space="preserve">wat is "betrokken"? wat is dan verschil tussen site onderzoeker / arts en managers? </w:t>
-      </w:r>
-    </w:p>
-  </w:comment>
-  <w:comment xmlns:w="http://schemas.openxmlformats.org/wordprocessingml/2006/main" w:initials="FD" w:author="Fabienne Dobbels" w:date="2026-06-03T11:29:41" w:id="1911531606">
-    <w:p xmlns:w14="http://schemas.microsoft.com/office/word/2010/wordml" xmlns:w="http://schemas.openxmlformats.org/wordprocessingml/2006/main">
-      <w:pPr>
-        <w:pStyle w:val="CommentText"/>
-      </w:pPr>
-      <w:r>
-        <w:rPr>
-          <w:rStyle w:val="CommentReference"/>
-        </w:rPr>
-        <w:annotationRef/>
-      </w:r>
-      <w:r>
-        <w:t xml:space="preserve">is dit arts-onderzoeker? </w:t>
-      </w:r>
-    </w:p>
-  </w:comment>
-</w:comments>
-</file>
-
-<file path=word/commentsExtended.xml><?xml version="1.0" encoding="utf-8"?>
-<w15:commentsEx xmlns:mc="http://schemas.openxmlformats.org/markup-compatibility/2006" xmlns:w15="http://schemas.microsoft.com/office/word/2012/wordml" mc:Ignorable="w15">
-  <w15:commentEx w15:done="1" w15:paraId="42138E2D"/>
-  <w15:commentEx w15:done="1" w15:paraId="2CDAEB28"/>
-  <w15:commentEx w15:done="1" w15:paraId="79C03CC6"/>
-</w15:commentsEx>
-</file>
-
-<file path=word/commentsExtensible.xml><?xml version="1.0" encoding="utf-8"?>
-<w16cex:commentsExtensible xmlns:w16="http://schemas.microsoft.com/office/word/2018/wordml" xmlns:w16cex="http://schemas.microsoft.com/office/word/2018/wordml/cex" xmlns:mc="http://schemas.openxmlformats.org/markup-compatibility/2006" mc:Ignorable="w16 w16cex">
-  <w16cex:commentExtensible w16cex:durableId="0F65A606" w16cex:dateUtc="2026-06-03T09:21:18.28Z"/>
-  <w16cex:commentExtensible w16cex:durableId="06134D4C" w16cex:dateUtc="2026-06-03T09:23:10.731Z"/>
-  <w16cex:commentExtensible w16cex:durableId="18ECCADA" w16cex:dateUtc="2026-06-03T09:29:41.184Z"/>
-</w16cex:commentsExtensible>
-</file>
-
-<file path=word/commentsIds.xml><?xml version="1.0" encoding="utf-8"?>
-<w16cid:commentsIds xmlns:mc="http://schemas.openxmlformats.org/markup-compatibility/2006" xmlns:w16cid="http://schemas.microsoft.com/office/word/2016/wordml/cid" mc:Ignorable="w16cid">
-  <w16cid:commentId w16cid:paraId="42138E2D" w16cid:durableId="0F65A606"/>
-  <w16cid:commentId w16cid:paraId="2CDAEB28" w16cid:durableId="06134D4C"/>
-  <w16cid:commentId w16cid:paraId="79C03CC6" w16cid:durableId="18ECCADA"/>
-</w16cid:commentsIds>
-</file>
-
 <file path=word/endnotes.xml><?xml version="1.0" encoding="utf-8"?>
 <w:endnotes xmlns:wpc="http://schemas.microsoft.com/office/word/2010/wordprocessingCanvas" xmlns:cx="http://schemas.microsoft.com/office/drawing/2014/chartex" xmlns:cx1="http://schemas.microsoft.com/office/drawing/2015/9/8/chartex" xmlns:cx2="http://schemas.microsoft.com/office/drawing/2015/10/21/chartex" xmlns:cx3="http://schemas.microsoft.com/office/drawing/2016/5/9/chartex" xmlns:cx4="http://schemas.microsoft.com/office/drawing/2016/5/10/chartex" xmlns:cx5="http://schemas.microsoft.com/office/drawing/2016/5/11/chartex" xmlns:cx6="http://schemas.microsoft.com/office/drawing/2016/5/12/chartex" xmlns:cx7="http://schemas.microsoft.com/office/drawing/2016/5/13/chartex" xmlns:cx8="http://schemas.microsoft.com/office/drawing/2016/5/14/chartex" xmlns:mc="http://schemas.openxmlformats.org/markup-compatibility/2006" xmlns:aink="http://schemas.microsoft.com/office/drawing/2016/ink" xmlns:am3d="http://schemas.microsoft.com/office/drawing/2017/model3d" xmlns:o="urn:schemas-microsoft-com:office:office" xmlns:oel="http://schemas.microsoft.com/office/2019/extlst" xmlns:r="http://schemas.openxmlformats.org/officeDocument/2006/relationships" xmlns:m="http://schemas.openxmlformats.org/officeDocument/2006/math" xmlns:v="urn:schemas-microsoft-com:vml" xmlns:wp14="http://schemas.microsoft.com/office/word/2010/wordprocessingDrawing" xmlns:wp="http://schemas.openxmlformats.org/drawingml/2006/wordprocessingDrawing" xmlns:w10="urn:schemas-microsoft-com:office:word" xmlns:w="http://schemas.openxmlformats.org/wordprocessingml/2006/main" xmlns:w14="http://schemas.microsoft.com/office/word/2010/wordml" xmlns:w15="http://schemas.microsoft.com/office/word/2012/wordml" xmlns:w16cex="http://schemas.microsoft.com/office/word/2018/wordml/cex" xmlns:w16cid="http://schemas.microsoft.com/office/word/2016/wordml/cid" xmlns:w16="http://schemas.microsoft.com/office/word/2018/wordml" xmlns:w16du="http://schemas.microsoft.com/office/word/2023/wordml/word16du" xmlns:w16sdtdh="http://schemas.microsoft.com/office/word/2020/wordml/sdtdatahash" xmlns:w16sdtfl="http://schemas.microsoft.com/office/word/2024/wordml/sdtformatlock" xmlns:w16se="http://schemas.microsoft.com/office/word/2015/wordml/symex" xmlns:wpg="http://schemas.microsoft.com/office/word/2010/wordprocessingGroup" xmlns:wpi="http://schemas.microsoft.com/office/word/2010/wordprocessingInk" xmlns:wne="http://schemas.microsoft.com/office/word/2006/wordml" xmlns:wps="http://schemas.microsoft.com/office/word/2010/wordprocessingShape" mc:Ignorable="w14 w15 w16se w16cid w16 w16cex w16sdtdh w16sdtfl w16du wp14">
   <w:endnote w:type="separator" w:id="-1">
-    <w:p>
-      <w:r>
-        <w:separator/>
-      </w:r>
-    </w:p>
+    <w:p/>
   </w:endnote>
   <w:endnote w:type="continuationSeparator" w:id="0">
-    <w:p>
-      <w:r>
-        <w:continuationSeparator/>
-      </w:r>
-    </w:p>
+    <w:p/>
   </w:endnote>
 </w:endnotes>
 </file>
@@ -15997,242 +15836,111 @@
     </w:pPr>
     <w:r>
       <w:rPr>
-        <w:rFonts w:ascii="Arial" w:hAnsi="Arial" w:cs="Arial" w:eastAsia="Arial"/>
-        <w:color w:val="24303B"/>
+        <w:rFonts w:ascii="Arial" w:hAnsi="Arial" w:eastAsia="Arial" w:cs="Arial"/>
+        <w:b w:val="0"/>
+        <w:color w:val="59636E"/>
         <w:sz w:val="18"/>
-        <w:szCs w:val="18"/>
-        <w:lang w:val="nl-BE"/>
-      </w:rPr>
-      <w:t>Informatie en toestemmingsformulier –</w:t>
+      </w:rPr>
+      <w:t xml:space="preserve">Pagina </w:t>
     </w:r>
     <w:r>
       <w:rPr>
-        <w:rFonts w:ascii="Arial" w:hAnsi="Arial" w:cs="Arial" w:eastAsia="Arial"/>
-        <w:color w:val="24303B"/>
+        <w:rFonts w:ascii="Arial" w:hAnsi="Arial" w:eastAsia="Arial" w:cs="Arial"/>
+        <w:b w:val="0"/>
+        <w:color w:val="59636E"/>
         <w:sz w:val="18"/>
-        <w:szCs w:val="18"/>
-        <w:lang w:val="nl-BE"/>
-      </w:rPr>
-      <w:t>PARADISE trial -</w:t>
-    </w:r>
-    <w:r>
-      <w:rPr>
-        <w:rFonts w:ascii="Arial" w:hAnsi="Arial" w:cs="Arial" w:eastAsia="Arial"/>
-        <w:color w:val="24303B"/>
-        <w:sz w:val="18"/>
-        <w:szCs w:val="18"/>
-        <w:lang w:val="nl-BE"/>
-      </w:rPr>
-      <w:t xml:space="preserve"> </w:t>
-    </w:r>
-    <w:r>
-      <w:rPr>
-        <w:rFonts w:ascii="Arial" w:hAnsi="Arial" w:cs="Arial" w:eastAsia="Arial"/>
-        <w:color w:val="24303B"/>
-        <w:sz w:val="18"/>
-        <w:szCs w:val="18"/>
-        <w:lang w:val="nl-BE"/>
-      </w:rPr>
-      <w:t>S</w:t>
-    </w:r>
-    <w:r>
-      <w:rPr>
-        <w:rFonts w:ascii="Arial" w:hAnsi="Arial" w:cs="Arial" w:eastAsia="Arial"/>
-        <w:color w:val="24303B"/>
-        <w:sz w:val="18"/>
-        <w:szCs w:val="18"/>
-        <w:lang w:val="nl-NL"/>
-      </w:rPr>
-      <w:t>71769</w:t>
-    </w:r>
-    <w:r>
-      <w:rPr>
-        <w:rFonts w:ascii="Arial" w:hAnsi="Arial" w:cs="Arial" w:eastAsia="Arial"/>
-        <w:color w:val="24303B"/>
-        <w:sz w:val="18"/>
-        <w:szCs w:val="18"/>
-        <w:lang w:val="nl-NL"/>
-      </w:rPr>
-      <w:t xml:space="preserve">     </w:t>
-    </w:r>
-    <w:r>
-      <w:rPr>
-        <w:rFonts w:ascii="Arial" w:hAnsi="Arial" w:cs="Arial" w:eastAsia="Arial"/>
-        <w:color w:val="auto"/>
-        <w:sz w:val="18"/>
-        <w:szCs w:val="18"/>
-        <w:lang w:val="nl-NL"/>
-      </w:rPr>
-      <w:t xml:space="preserve"> </w:t>
-    </w:r>
-    <w:r>
-      <w:rPr>
-        <w:rFonts w:ascii="Arial" w:hAnsi="Arial" w:cs="Arial" w:eastAsia="Arial"/>
-        <w:color w:val="auto"/>
-        <w:sz w:val="18"/>
-        <w:szCs w:val="18"/>
-        <w:lang w:val="nl-NL"/>
-      </w:rPr>
-      <w:t xml:space="preserve">versie </w:t>
-    </w:r>
-    <w:r>
-      <w:rPr>
-        <w:rFonts w:ascii="Arial" w:hAnsi="Arial" w:cs="Arial" w:eastAsia="Arial"/>
-        <w:color w:val="auto"/>
-        <w:sz w:val="18"/>
-        <w:szCs w:val="18"/>
-        <w:lang w:val="nl-NL"/>
-      </w:rPr>
-      <w:t>1.0</w:t>
-    </w:r>
-  </w:p>
-  <w:p>
-    <w:pPr>
-      <w:pStyle w:val="Footer"/>
-      <w:jc w:val="center"/>
-      <w:rPr>
-        <w:rFonts w:ascii="Arial" w:hAnsi="Arial" w:cs="Arial"/>
-        <w:color w:val="FF0000"/>
-        <w:sz w:val="16"/>
-        <w:szCs w:val="16"/>
-        <w:lang w:val="nl-BE"/>
-      </w:rPr>
-    </w:pPr>
-    <w:r>
-      <w:rPr>
-        <w:rFonts w:ascii="Arial" w:hAnsi="Arial" w:cs="Arial" w:eastAsia="Arial"/>
-        <w:color w:val="24303B"/>
-        <w:sz w:val="16"/>
-        <w:szCs w:val="16"/>
-        <w:lang w:val="nl-BE"/>
-      </w:rPr>
-      <w:t xml:space="preserve">- </w:t>
-    </w:r>
-    <w:r>
-      <w:rPr>
-        <w:rFonts w:ascii="Arial" w:hAnsi="Arial" w:cs="Arial" w:eastAsia="Arial"/>
-        <w:color w:val="24303B"/>
-        <w:sz w:val="16"/>
-        <w:szCs w:val="16"/>
-        <w:lang w:val="nl-NL"/>
-      </w:rPr>
-      <w:t xml:space="preserve">pagina </w:t>
-    </w:r>
-    <w:r>
-      <w:rPr>
-        <w:rFonts w:ascii="Arial" w:hAnsi="Arial" w:cs="Arial" w:eastAsia="Arial"/>
-        <w:color w:val="24303B"/>
-        <w:sz w:val="16"/>
-        <w:szCs w:val="16"/>
       </w:rPr>
       <w:fldChar w:fldCharType="begin"/>
     </w:r>
     <w:r>
       <w:rPr>
-        <w:rFonts w:ascii="Arial" w:hAnsi="Arial" w:cs="Arial" w:eastAsia="Arial"/>
-        <w:color w:val="24303B"/>
-        <w:sz w:val="16"/>
-        <w:szCs w:val="16"/>
-        <w:lang w:val="nl-NL"/>
+        <w:rFonts w:ascii="Arial" w:hAnsi="Arial" w:eastAsia="Arial" w:cs="Arial"/>
+        <w:b w:val="0"/>
+        <w:color w:val="59636E"/>
+        <w:sz w:val="18"/>
       </w:rPr>
       <w:instrText xml:space="preserve"> PAGE </w:instrText>
     </w:r>
     <w:r>
       <w:rPr>
-        <w:rFonts w:ascii="Arial" w:hAnsi="Arial" w:cs="Arial" w:eastAsia="Arial"/>
-        <w:color w:val="24303B"/>
-        <w:sz w:val="16"/>
-        <w:szCs w:val="16"/>
+        <w:rFonts w:ascii="Arial" w:hAnsi="Arial" w:eastAsia="Arial" w:cs="Arial"/>
+        <w:b w:val="0"/>
+        <w:color w:val="59636E"/>
+        <w:sz w:val="18"/>
       </w:rPr>
       <w:fldChar w:fldCharType="separate"/>
     </w:r>
     <w:r>
       <w:rPr>
-        <w:rFonts w:ascii="Arial" w:hAnsi="Arial" w:cs="Arial" w:eastAsia="Arial"/>
-        <w:noProof/>
-        <w:color w:val="24303B"/>
-        <w:sz w:val="16"/>
-        <w:szCs w:val="16"/>
-        <w:lang w:val="nl-NL"/>
-      </w:rPr>
-      <w:t>14</w:t>
+        <w:rFonts w:ascii="Arial" w:hAnsi="Arial" w:eastAsia="Arial" w:cs="Arial"/>
+        <w:b w:val="0"/>
+        <w:color w:val="59636E"/>
+        <w:sz w:val="18"/>
+      </w:rPr>
+      <w:t>1</w:t>
     </w:r>
     <w:r>
       <w:rPr>
-        <w:rFonts w:ascii="Arial" w:hAnsi="Arial" w:cs="Arial" w:eastAsia="Arial"/>
-        <w:color w:val="24303B"/>
-        <w:sz w:val="16"/>
-        <w:szCs w:val="16"/>
+        <w:rFonts w:ascii="Arial" w:hAnsi="Arial" w:eastAsia="Arial" w:cs="Arial"/>
+        <w:b w:val="0"/>
+        <w:color w:val="59636E"/>
+        <w:sz w:val="18"/>
       </w:rPr>
       <w:fldChar w:fldCharType="end"/>
     </w:r>
     <w:r>
       <w:rPr>
-        <w:rFonts w:ascii="Arial" w:hAnsi="Arial" w:cs="Arial" w:eastAsia="Arial"/>
-        <w:color w:val="24303B"/>
-        <w:sz w:val="16"/>
-        <w:szCs w:val="16"/>
-        <w:lang w:val="nl-NL"/>
+        <w:rFonts w:ascii="Arial" w:hAnsi="Arial" w:eastAsia="Arial" w:cs="Arial"/>
+        <w:b w:val="0"/>
+        <w:color w:val="59636E"/>
+        <w:sz w:val="18"/>
       </w:rPr>
       <w:t xml:space="preserve"> van </w:t>
     </w:r>
     <w:r>
       <w:rPr>
-        <w:rFonts w:ascii="Arial" w:hAnsi="Arial" w:cs="Arial" w:eastAsia="Arial"/>
-        <w:color w:val="24303B"/>
-        <w:sz w:val="16"/>
-        <w:szCs w:val="16"/>
+        <w:rFonts w:ascii="Arial" w:hAnsi="Arial" w:eastAsia="Arial" w:cs="Arial"/>
+        <w:b w:val="0"/>
+        <w:color w:val="59636E"/>
+        <w:sz w:val="18"/>
       </w:rPr>
       <w:fldChar w:fldCharType="begin"/>
     </w:r>
     <w:r>
       <w:rPr>
-        <w:rFonts w:ascii="Arial" w:hAnsi="Arial" w:cs="Arial" w:eastAsia="Arial"/>
-        <w:color w:val="24303B"/>
-        <w:sz w:val="16"/>
-        <w:szCs w:val="16"/>
-        <w:lang w:val="nl-NL"/>
+        <w:rFonts w:ascii="Arial" w:hAnsi="Arial" w:eastAsia="Arial" w:cs="Arial"/>
+        <w:b w:val="0"/>
+        <w:color w:val="59636E"/>
+        <w:sz w:val="18"/>
       </w:rPr>
       <w:instrText xml:space="preserve"> NUMPAGES </w:instrText>
     </w:r>
     <w:r>
       <w:rPr>
-        <w:rFonts w:ascii="Arial" w:hAnsi="Arial" w:cs="Arial" w:eastAsia="Arial"/>
-        <w:color w:val="24303B"/>
-        <w:sz w:val="16"/>
-        <w:szCs w:val="16"/>
+        <w:rFonts w:ascii="Arial" w:hAnsi="Arial" w:eastAsia="Arial" w:cs="Arial"/>
+        <w:b w:val="0"/>
+        <w:color w:val="59636E"/>
+        <w:sz w:val="18"/>
       </w:rPr>
       <w:fldChar w:fldCharType="separate"/>
     </w:r>
     <w:r>
       <w:rPr>
-        <w:rFonts w:ascii="Arial" w:hAnsi="Arial" w:cs="Arial" w:eastAsia="Arial"/>
-        <w:noProof/>
-        <w:color w:val="24303B"/>
-        <w:sz w:val="16"/>
-        <w:szCs w:val="16"/>
-        <w:lang w:val="nl-NL"/>
-      </w:rPr>
-      <w:t>16</w:t>
+        <w:rFonts w:ascii="Arial" w:hAnsi="Arial" w:eastAsia="Arial" w:cs="Arial"/>
+        <w:b w:val="0"/>
+        <w:color w:val="59636E"/>
+        <w:sz w:val="18"/>
+      </w:rPr>
+      <w:t>1</w:t>
     </w:r>
     <w:r>
       <w:rPr>
-        <w:rFonts w:ascii="Arial" w:hAnsi="Arial" w:cs="Arial" w:eastAsia="Arial"/>
-        <w:color w:val="24303B"/>
-        <w:sz w:val="16"/>
-        <w:szCs w:val="16"/>
+        <w:rFonts w:ascii="Arial" w:hAnsi="Arial" w:eastAsia="Arial" w:cs="Arial"/>
+        <w:b w:val="0"/>
+        <w:color w:val="59636E"/>
+        <w:sz w:val="18"/>
       </w:rPr>
       <w:fldChar w:fldCharType="end"/>
-    </w:r>
-    <w:r>
-      <w:rPr>
-        <w:rFonts w:ascii="Arial" w:hAnsi="Arial" w:cs="Arial" w:eastAsia="Arial"/>
-        <w:color w:val="FF0000"/>
-        <w:sz w:val="16"/>
-        <w:szCs w:val="16"/>
-        <w:lang w:val="nl-BE"/>
-      </w:rPr>
-      <w:br/>
     </w:r>
   </w:p>
 </w:ftr>
@@ -16311,18 +16019,10 @@
 <file path=word/footnotes.xml><?xml version="1.0" encoding="utf-8"?>
 <w:footnotes xmlns:wpc="http://schemas.microsoft.com/office/word/2010/wordprocessingCanvas" xmlns:cx="http://schemas.microsoft.com/office/drawing/2014/chartex" xmlns:cx1="http://schemas.microsoft.com/office/drawing/2015/9/8/chartex" xmlns:cx2="http://schemas.microsoft.com/office/drawing/2015/10/21/chartex" xmlns:cx3="http://schemas.microsoft.com/office/drawing/2016/5/9/chartex" xmlns:cx4="http://schemas.microsoft.com/office/drawing/2016/5/10/chartex" xmlns:cx5="http://schemas.microsoft.com/office/drawing/2016/5/11/chartex" xmlns:cx6="http://schemas.microsoft.com/office/drawing/2016/5/12/chartex" xmlns:cx7="http://schemas.microsoft.com/office/drawing/2016/5/13/chartex" xmlns:cx8="http://schemas.microsoft.com/office/drawing/2016/5/14/chartex" xmlns:mc="http://schemas.openxmlformats.org/markup-compatibility/2006" xmlns:aink="http://schemas.microsoft.com/office/drawing/2016/ink" xmlns:am3d="http://schemas.microsoft.com/office/drawing/2017/model3d" xmlns:o="urn:schemas-microsoft-com:office:office" xmlns:oel="http://schemas.microsoft.com/office/2019/extlst" xmlns:r="http://schemas.openxmlformats.org/officeDocument/2006/relationships" xmlns:m="http://schemas.openxmlformats.org/officeDocument/2006/math" xmlns:v="urn:schemas-microsoft-com:vml" xmlns:wp14="http://schemas.microsoft.com/office/word/2010/wordprocessingDrawing" xmlns:wp="http://schemas.openxmlformats.org/drawingml/2006/wordprocessingDrawing" xmlns:w10="urn:schemas-microsoft-com:office:word" xmlns:w="http://schemas.openxmlformats.org/wordprocessingml/2006/main" xmlns:w14="http://schemas.microsoft.com/office/word/2010/wordml" xmlns:w15="http://schemas.microsoft.com/office/word/2012/wordml" xmlns:w16cex="http://schemas.microsoft.com/office/word/2018/wordml/cex" xmlns:w16cid="http://schemas.microsoft.com/office/word/2016/wordml/cid" xmlns:w16="http://schemas.microsoft.com/office/word/2018/wordml" xmlns:w16du="http://schemas.microsoft.com/office/word/2023/wordml/word16du" xmlns:w16sdtdh="http://schemas.microsoft.com/office/word/2020/wordml/sdtdatahash" xmlns:w16sdtfl="http://schemas.microsoft.com/office/word/2024/wordml/sdtformatlock" xmlns:w16se="http://schemas.microsoft.com/office/word/2015/wordml/symex" xmlns:wpg="http://schemas.microsoft.com/office/word/2010/wordprocessingGroup" xmlns:wpi="http://schemas.microsoft.com/office/word/2010/wordprocessingInk" xmlns:wne="http://schemas.microsoft.com/office/word/2006/wordml" xmlns:wps="http://schemas.microsoft.com/office/word/2010/wordprocessingShape" mc:Ignorable="w14 w15 w16se w16cid w16 w16cex w16sdtdh w16sdtfl w16du wp14">
   <w:footnote w:type="separator" w:id="-1">
-    <w:p>
-      <w:r>
-        <w:separator/>
-      </w:r>
-    </w:p>
+    <w:p/>
   </w:footnote>
   <w:footnote w:type="continuationSeparator" w:id="0">
-    <w:p>
-      <w:r>
-        <w:continuationSeparator/>
-      </w:r>
-    </w:p>
+    <w:p/>
   </w:footnote>
   <w:footnote w:id="1">
     <w:p>
@@ -16332,14 +16032,6 @@
           <w:lang w:val="nl-NL"/>
         </w:rPr>
       </w:pPr>
-      <w:r>
-        <w:rPr>
-          <w:rFonts w:ascii="Arial" w:hAnsi="Arial"/>
-          <w:sz w:val="16"/>
-          <w:vertAlign w:val="superscript"/>
-        </w:rPr>
-        <w:footnoteRef/>
-      </w:r>
       <w:r>
         <w:rPr>
           <w:rFonts w:ascii="Arial" w:hAnsi="Arial"/>
@@ -16390,14 +16082,6 @@
           <w:lang w:val="nl-BE"/>
         </w:rPr>
       </w:pPr>
-      <w:r>
-        <w:rPr>
-          <w:rFonts w:ascii="Arial" w:hAnsi="Arial"/>
-          <w:sz w:val="16"/>
-          <w:vertAlign w:val="superscript"/>
-        </w:rPr>
-        <w:footnoteRef/>
-      </w:r>
       <w:r>
         <w:rPr>
           <w:rFonts w:ascii="Arial" w:hAnsi="Arial"/>
@@ -16427,15 +16111,6 @@
       </w:pPr>
       <w:r>
         <w:rPr>
-          <w:rStyle w:val="FootnoteReference"/>
-          <w:rFonts w:ascii="Arial" w:hAnsi="Arial" w:cs="Arial"/>
-          <w:sz w:val="16"/>
-          <w:szCs w:val="16"/>
-        </w:rPr>
-        <w:footnoteRef/>
-      </w:r>
-      <w:r>
-        <w:rPr>
           <w:lang w:val="nl-BE"/>
         </w:rPr>
         <w:t xml:space="preserve"> </w:t>
@@ -16496,15 +16171,6 @@
           <w:lang w:val="nl-BE"/>
         </w:rPr>
       </w:pPr>
-      <w:r>
-        <w:rPr>
-          <w:rStyle w:val="FootnoteReference"/>
-          <w:rFonts w:ascii="Arial" w:hAnsi="Arial" w:cs="Arial"/>
-          <w:sz w:val="16"/>
-          <w:szCs w:val="16"/>
-        </w:rPr>
-        <w:footnoteRef/>
-      </w:r>
       <w:r>
         <w:rPr>
           <w:szCs w:val="24"/>
@@ -16552,6 +16218,7 @@
       <w:tabs>
         <w:tab w:val="left" w:pos="3972"/>
       </w:tabs>
+      <w:jc w:val="left"/>
       <w:rPr>
         <w:rFonts w:ascii="Arial" w:hAnsi="Arial" w:cs="Arial"/>
         <w:sz w:val="18"/>
@@ -16562,12 +16229,13 @@
     <w:r>
       <w:rPr>
         <w:rFonts w:ascii="Arial" w:hAnsi="Arial" w:cs="Arial" w:eastAsia="Arial"/>
-        <w:color w:val="24303B"/>
+        <w:b w:val="0"/>
+        <w:color w:val="59636E"/>
         <w:sz w:val="18"/>
         <w:szCs w:val="18"/>
         <w:lang w:val="nl-BE"/>
       </w:rPr>
-      <w:tab/>
+      <w:t>PARADISE (S71769) — eCRF 05: Toestemmingsformulier manager</w:t>
     </w:r>
   </w:p>
 </w:hdr>

--- a/(e)CRF/Per nummer/05_Toestemmingsformulier manager.docx
+++ b/(e)CRF/Per nummer/05_Toestemmingsformulier manager.docx
@@ -15827,118 +15827,350 @@
 <w:ftr xmlns:wpc="http://schemas.microsoft.com/office/word/2010/wordprocessingCanvas" xmlns:cx="http://schemas.microsoft.com/office/drawing/2014/chartex" xmlns:cx1="http://schemas.microsoft.com/office/drawing/2015/9/8/chartex" xmlns:cx2="http://schemas.microsoft.com/office/drawing/2015/10/21/chartex" xmlns:cx3="http://schemas.microsoft.com/office/drawing/2016/5/9/chartex" xmlns:cx4="http://schemas.microsoft.com/office/drawing/2016/5/10/chartex" xmlns:cx5="http://schemas.microsoft.com/office/drawing/2016/5/11/chartex" xmlns:cx6="http://schemas.microsoft.com/office/drawing/2016/5/12/chartex" xmlns:cx7="http://schemas.microsoft.com/office/drawing/2016/5/13/chartex" xmlns:cx8="http://schemas.microsoft.com/office/drawing/2016/5/14/chartex" xmlns:mc="http://schemas.openxmlformats.org/markup-compatibility/2006" xmlns:aink="http://schemas.microsoft.com/office/drawing/2016/ink" xmlns:am3d="http://schemas.microsoft.com/office/drawing/2017/model3d" xmlns:o="urn:schemas-microsoft-com:office:office" xmlns:oel="http://schemas.microsoft.com/office/2019/extlst" xmlns:r="http://schemas.openxmlformats.org/officeDocument/2006/relationships" xmlns:m="http://schemas.openxmlformats.org/officeDocument/2006/math" xmlns:v="urn:schemas-microsoft-com:vml" xmlns:wp14="http://schemas.microsoft.com/office/word/2010/wordprocessingDrawing" xmlns:wp="http://schemas.openxmlformats.org/drawingml/2006/wordprocessingDrawing" xmlns:w10="urn:schemas-microsoft-com:office:word" xmlns:w="http://schemas.openxmlformats.org/wordprocessingml/2006/main" xmlns:w14="http://schemas.microsoft.com/office/word/2010/wordml" xmlns:w15="http://schemas.microsoft.com/office/word/2012/wordml" xmlns:w16cex="http://schemas.microsoft.com/office/word/2018/wordml/cex" xmlns:w16cid="http://schemas.microsoft.com/office/word/2016/wordml/cid" xmlns:w16="http://schemas.microsoft.com/office/word/2018/wordml" xmlns:w16du="http://schemas.microsoft.com/office/word/2023/wordml/word16du" xmlns:w16sdtdh="http://schemas.microsoft.com/office/word/2020/wordml/sdtdatahash" xmlns:w16sdtfl="http://schemas.microsoft.com/office/word/2024/wordml/sdtformatlock" xmlns:w16se="http://schemas.microsoft.com/office/word/2015/wordml/symex" xmlns:wpg="http://schemas.microsoft.com/office/word/2010/wordprocessingGroup" xmlns:wpi="http://schemas.microsoft.com/office/word/2010/wordprocessingInk" xmlns:wne="http://schemas.microsoft.com/office/word/2006/wordml" xmlns:wps="http://schemas.microsoft.com/office/word/2010/wordprocessingShape" mc:Ignorable="w14 w15 w16se w16cid w16 w16cex w16sdtdh w16sdtfl w16du wp14">
   <w:p>
     <w:pPr>
-      <w:pStyle w:val="Header"/>
-      <w:suppressLineNumbers w:val="0"/>
-      <w:bidi w:val="0"/>
-      <w:spacing w:before="0" w:beforeAutospacing="off" w:after="0" w:afterAutospacing="off" w:line="259" w:lineRule="auto"/>
-      <w:ind w:left="0" w:right="0"/>
-      <w:jc w:val="center"/>
+      <w:pBdr>
+        <w:top w:val="single" w:sz="6" w:space="6" w:color="C4CED8"/>
+      </w:pBdr>
     </w:pPr>
     <w:r>
       <w:rPr>
-        <w:rFonts w:ascii="Arial" w:hAnsi="Arial" w:eastAsia="Arial" w:cs="Arial"/>
-        <w:b w:val="0"/>
-        <w:color w:val="59636E"/>
-        <w:sz w:val="18"/>
-      </w:rPr>
-      <w:t xml:space="preserve">Pagina </w:t>
+        <w:noProof/>
+      </w:rPr>
+      <w:drawing>
+        <wp:anchor distT="0" distB="0" distL="114300" distR="114300" simplePos="0" relativeHeight="251659264" behindDoc="0" locked="0" layoutInCell="1" allowOverlap="1" wp14:anchorId="4A8142CD" wp14:editId="6CB4EA88">
+          <wp:simplePos x="0" y="0"/>
+          <wp:positionH relativeFrom="column">
+            <wp:posOffset>5527362</wp:posOffset>
+          </wp:positionH>
+          <wp:positionV relativeFrom="paragraph">
+            <wp:posOffset>66098</wp:posOffset>
+          </wp:positionV>
+          <wp:extent cx="1272540" cy="484505"/>
+          <wp:effectExtent l="0" t="0" r="3810" b="0"/>
+          <wp:wrapSquare wrapText="bothSides"/>
+          <wp:docPr id="1206673644" name="Afbeelding 7"/>
+          <wp:cNvGraphicFramePr>
+            <a:graphicFrameLocks xmlns:a="http://schemas.openxmlformats.org/drawingml/2006/main" noChangeAspect="1"/>
+          </wp:cNvGraphicFramePr>
+          <a:graphic xmlns:a="http://schemas.openxmlformats.org/drawingml/2006/main">
+            <a:graphicData uri="http://schemas.openxmlformats.org/drawingml/2006/picture">
+              <pic:pic xmlns:pic="http://schemas.openxmlformats.org/drawingml/2006/picture">
+                <pic:nvPicPr>
+                  <pic:cNvPr id="1340115081" name="Afbeelding 1340115081"/>
+                  <pic:cNvPicPr/>
+                </pic:nvPicPr>
+                <pic:blipFill rotWithShape="1">
+                  <a:blip r:embed="rIdTplImgC">
+                    <a:extLst>
+                      <a:ext uri="{28A0092B-C50C-407E-A947-70E740481C1C}">
+                        <a14:useLocalDpi xmlns:a14="http://schemas.microsoft.com/office/drawing/2010/main" val="0"/>
+                      </a:ext>
+                    </a:extLst>
+                  </a:blip>
+                  <a:srcRect l="8409" t="28983" b="36048"/>
+                  <a:stretch>
+                    <a:fillRect/>
+                  </a:stretch>
+                </pic:blipFill>
+                <pic:spPr bwMode="auto">
+                  <a:xfrm>
+                    <a:off x="0" y="0"/>
+                    <a:ext cx="1272540" cy="484505"/>
+                  </a:xfrm>
+                  <a:prstGeom prst="rect">
+                    <a:avLst/>
+                  </a:prstGeom>
+                  <a:ln>
+                    <a:noFill/>
+                  </a:ln>
+                  <a:extLst>
+                    <a:ext uri="{53640926-AAD7-44D8-BBD7-CCE9431645EC}">
+                      <a14:shadowObscured xmlns:a14="http://schemas.microsoft.com/office/drawing/2010/main"/>
+                    </a:ext>
+                  </a:extLst>
+                </pic:spPr>
+              </pic:pic>
+            </a:graphicData>
+          </a:graphic>
+          <wp14:sizeRelH relativeFrom="page">
+            <wp14:pctWidth>0</wp14:pctWidth>
+          </wp14:sizeRelH>
+          <wp14:sizeRelV relativeFrom="page">
+            <wp14:pctHeight>0</wp14:pctHeight>
+          </wp14:sizeRelV>
+        </wp:anchor>
+      </w:drawing>
     </w:r>
     <w:r>
       <w:rPr>
-        <w:rFonts w:ascii="Arial" w:hAnsi="Arial" w:eastAsia="Arial" w:cs="Arial"/>
-        <w:b w:val="0"/>
         <w:color w:val="59636E"/>
-        <w:sz w:val="18"/>
+        <w:sz w:val="16"/>
+        <w:szCs w:val="16"/>
+      </w:rPr>
+      <w:t>PARADISE-</w:t>
+    </w:r>
+    <w:proofErr w:type="gramStart"/>
+    <w:r>
+      <w:rPr>
+        <w:color w:val="59636E"/>
+        <w:sz w:val="16"/>
+        <w:szCs w:val="16"/>
+      </w:rPr>
+      <w:t>studie  ·</w:t>
+    </w:r>
+    <w:proofErr w:type="gramEnd"/>
+    <w:r>
+      <w:rPr>
+        <w:color w:val="59636E"/>
+        <w:sz w:val="16"/>
+        <w:szCs w:val="16"/>
+      </w:rPr>
+      <w:t xml:space="preserve">  eCRF 05: Toestemmingsformulier manager </w:t>
+    </w:r>
+    <w:proofErr w:type="gramStart"/>
+    <w:r>
+      <w:rPr>
+        <w:color w:val="59636E"/>
+        <w:sz w:val="16"/>
+        <w:szCs w:val="16"/>
+      </w:rPr>
+      <w:t>·</w:t>
+    </w:r>
+    <w:proofErr w:type="gramEnd"/>
+    <w:r>
+      <w:rPr>
+        <w:color w:val="59636E"/>
+        <w:sz w:val="16"/>
+        <w:szCs w:val="16"/>
+      </w:rPr>
+      <w:t xml:space="preserve">  Versie </w:t>
+    </w:r>
+    <w:proofErr w:type="gramStart"/>
+    <w:r>
+      <w:rPr>
+        <w:i/>
+        <w:iCs/>
+        <w:color w:val="59636E"/>
+        <w:sz w:val="16"/>
+        <w:szCs w:val="16"/>
+      </w:rPr>
+      <w:t xml:space="preserve">[ </w:t>
+    </w:r>
+    <w:r>
+      <w:rPr>
+        <w:i/>
+        <w:iCs/>
+        <w:color w:val="59636E"/>
+        <w:sz w:val="16"/>
+        <w:szCs w:val="16"/>
+      </w:rPr>
+      <w:t>1.0</w:t>
+    </w:r>
+    <w:proofErr w:type="gramEnd"/>
+    <w:r>
+      <w:rPr>
+        <w:i/>
+        <w:iCs/>
+        <w:color w:val="59636E"/>
+        <w:sz w:val="16"/>
+        <w:szCs w:val="16"/>
+      </w:rPr>
+      <w:t xml:space="preserve"> </w:t>
+    </w:r>
+    <w:proofErr w:type="gramStart"/>
+    <w:r>
+      <w:rPr>
+        <w:i/>
+        <w:iCs/>
+        <w:color w:val="59636E"/>
+        <w:sz w:val="16"/>
+        <w:szCs w:val="16"/>
+      </w:rPr>
+      <w:t>]</w:t>
+    </w:r>
+    <w:r>
+      <w:rPr>
+        <w:color w:val="59636E"/>
+        <w:sz w:val="16"/>
+        <w:szCs w:val="16"/>
+      </w:rPr>
+      <w:t xml:space="preserve">  ·</w:t>
+    </w:r>
+    <w:proofErr w:type="gramEnd"/>
+    <w:r>
+      <w:rPr>
+        <w:color w:val="59636E"/>
+        <w:sz w:val="16"/>
+        <w:szCs w:val="16"/>
+      </w:rPr>
+      <w:t xml:space="preserve">  </w:t>
+    </w:r>
+    <w:proofErr w:type="gramStart"/>
+    <w:r>
+      <w:rPr>
+        <w:i/>
+        <w:iCs/>
+        <w:color w:val="59636E"/>
+        <w:sz w:val="16"/>
+        <w:szCs w:val="16"/>
+      </w:rPr>
+      <w:t xml:space="preserve">[ </w:t>
+    </w:r>
+    <w:r>
+      <w:rPr>
+        <w:i/>
+        <w:iCs/>
+        <w:color w:val="59636E"/>
+        <w:sz w:val="16"/>
+        <w:szCs w:val="16"/>
+      </w:rPr>
+      <w:t>27</w:t>
+    </w:r>
+    <w:proofErr w:type="gramEnd"/>
+    <w:r>
+      <w:rPr>
+        <w:i/>
+        <w:iCs/>
+        <w:color w:val="59636E"/>
+        <w:sz w:val="16"/>
+        <w:szCs w:val="16"/>
+      </w:rPr>
+      <w:t>/07/</w:t>
+    </w:r>
+    <w:proofErr w:type="gramStart"/>
+    <w:r>
+      <w:rPr>
+        <w:i/>
+        <w:iCs/>
+        <w:color w:val="59636E"/>
+        <w:sz w:val="16"/>
+        <w:szCs w:val="16"/>
+      </w:rPr>
+      <w:t>2026</w:t>
+    </w:r>
+    <w:r>
+      <w:rPr>
+        <w:i/>
+        <w:iCs/>
+        <w:color w:val="59636E"/>
+        <w:sz w:val="16"/>
+        <w:szCs w:val="16"/>
+      </w:rPr>
+      <w:t xml:space="preserve"> ]</w:t>
+    </w:r>
+    <w:proofErr w:type="gramEnd"/>
+    <w:r>
+      <w:rPr>
+        <w:color w:val="59636E"/>
+        <w:sz w:val="16"/>
+        <w:szCs w:val="16"/>
+      </w:rPr>
+      <w:t xml:space="preserve">  </w:t>
+    </w:r>
+    <w:proofErr w:type="gramStart"/>
+    <w:r>
+      <w:rPr>
+        <w:color w:val="59636E"/>
+        <w:sz w:val="16"/>
+        <w:szCs w:val="16"/>
+      </w:rPr>
+      <w:t>·  Pagina</w:t>
+    </w:r>
+    <w:proofErr w:type="gramEnd"/>
+    <w:r>
+      <w:rPr>
+        <w:color w:val="59636E"/>
+        <w:sz w:val="16"/>
+        <w:szCs w:val="16"/>
+      </w:rPr>
+      <w:t xml:space="preserve"> </w:t>
+    </w:r>
+    <w:r>
+      <w:rPr>
+        <w:color w:val="59636E"/>
+        <w:sz w:val="16"/>
+        <w:szCs w:val="16"/>
       </w:rPr>
       <w:fldChar w:fldCharType="begin"/>
     </w:r>
     <w:r>
       <w:rPr>
-        <w:rFonts w:ascii="Arial" w:hAnsi="Arial" w:eastAsia="Arial" w:cs="Arial"/>
-        <w:b w:val="0"/>
         <w:color w:val="59636E"/>
-        <w:sz w:val="18"/>
-      </w:rPr>
-      <w:instrText xml:space="preserve"> PAGE </w:instrText>
+        <w:sz w:val="16"/>
+        <w:szCs w:val="16"/>
+      </w:rPr>
+      <w:instrText>PAGE</w:instrText>
     </w:r>
     <w:r>
       <w:rPr>
-        <w:rFonts w:ascii="Arial" w:hAnsi="Arial" w:eastAsia="Arial" w:cs="Arial"/>
-        <w:b w:val="0"/>
         <w:color w:val="59636E"/>
-        <w:sz w:val="18"/>
+        <w:sz w:val="16"/>
+        <w:szCs w:val="16"/>
       </w:rPr>
       <w:fldChar w:fldCharType="separate"/>
     </w:r>
     <w:r>
       <w:rPr>
-        <w:rFonts w:ascii="Arial" w:hAnsi="Arial" w:eastAsia="Arial" w:cs="Arial"/>
-        <w:b w:val="0"/>
+        <w:noProof/>
         <w:color w:val="59636E"/>
-        <w:sz w:val="18"/>
+        <w:sz w:val="16"/>
+        <w:szCs w:val="16"/>
       </w:rPr>
       <w:t>1</w:t>
     </w:r>
     <w:r>
       <w:rPr>
-        <w:rFonts w:ascii="Arial" w:hAnsi="Arial" w:eastAsia="Arial" w:cs="Arial"/>
-        <w:b w:val="0"/>
         <w:color w:val="59636E"/>
-        <w:sz w:val="18"/>
+        <w:sz w:val="16"/>
+        <w:szCs w:val="16"/>
       </w:rPr>
       <w:fldChar w:fldCharType="end"/>
     </w:r>
     <w:r>
       <w:rPr>
-        <w:rFonts w:ascii="Arial" w:hAnsi="Arial" w:eastAsia="Arial" w:cs="Arial"/>
-        <w:b w:val="0"/>
         <w:color w:val="59636E"/>
-        <w:sz w:val="18"/>
+        <w:sz w:val="16"/>
+        <w:szCs w:val="16"/>
       </w:rPr>
       <w:t xml:space="preserve"> van </w:t>
     </w:r>
     <w:r>
       <w:rPr>
-        <w:rFonts w:ascii="Arial" w:hAnsi="Arial" w:eastAsia="Arial" w:cs="Arial"/>
-        <w:b w:val="0"/>
         <w:color w:val="59636E"/>
-        <w:sz w:val="18"/>
+        <w:sz w:val="16"/>
+        <w:szCs w:val="16"/>
       </w:rPr>
       <w:fldChar w:fldCharType="begin"/>
     </w:r>
     <w:r>
       <w:rPr>
-        <w:rFonts w:ascii="Arial" w:hAnsi="Arial" w:eastAsia="Arial" w:cs="Arial"/>
-        <w:b w:val="0"/>
         <w:color w:val="59636E"/>
-        <w:sz w:val="18"/>
-      </w:rPr>
-      <w:instrText xml:space="preserve"> NUMPAGES </w:instrText>
+        <w:sz w:val="16"/>
+        <w:szCs w:val="16"/>
+      </w:rPr>
+      <w:instrText>NUMPAGES</w:instrText>
     </w:r>
     <w:r>
       <w:rPr>
-        <w:rFonts w:ascii="Arial" w:hAnsi="Arial" w:eastAsia="Arial" w:cs="Arial"/>
-        <w:b w:val="0"/>
         <w:color w:val="59636E"/>
-        <w:sz w:val="18"/>
+        <w:sz w:val="16"/>
+        <w:szCs w:val="16"/>
       </w:rPr>
       <w:fldChar w:fldCharType="separate"/>
     </w:r>
     <w:r>
       <w:rPr>
-        <w:rFonts w:ascii="Arial" w:hAnsi="Arial" w:eastAsia="Arial" w:cs="Arial"/>
-        <w:b w:val="0"/>
+        <w:noProof/>
         <w:color w:val="59636E"/>
-        <w:sz w:val="18"/>
-      </w:rPr>
-      <w:t>1</w:t>
+        <w:sz w:val="16"/>
+        <w:szCs w:val="16"/>
+      </w:rPr>
+      <w:t>2</w:t>
     </w:r>
     <w:r>
       <w:rPr>
-        <w:rFonts w:ascii="Arial" w:hAnsi="Arial" w:eastAsia="Arial" w:cs="Arial"/>
-        <w:b w:val="0"/>
         <w:color w:val="59636E"/>
-        <w:sz w:val="18"/>
+        <w:sz w:val="16"/>
+        <w:szCs w:val="16"/>
       </w:rPr>
       <w:fldChar w:fldCharType="end"/>
     </w:r>
@@ -16214,28 +16446,127 @@
 <w:hdr xmlns:wpc="http://schemas.microsoft.com/office/word/2010/wordprocessingCanvas" xmlns:cx="http://schemas.microsoft.com/office/drawing/2014/chartex" xmlns:cx1="http://schemas.microsoft.com/office/drawing/2015/9/8/chartex" xmlns:cx2="http://schemas.microsoft.com/office/drawing/2015/10/21/chartex" xmlns:cx3="http://schemas.microsoft.com/office/drawing/2016/5/9/chartex" xmlns:cx4="http://schemas.microsoft.com/office/drawing/2016/5/10/chartex" xmlns:cx5="http://schemas.microsoft.com/office/drawing/2016/5/11/chartex" xmlns:cx6="http://schemas.microsoft.com/office/drawing/2016/5/12/chartex" xmlns:cx7="http://schemas.microsoft.com/office/drawing/2016/5/13/chartex" xmlns:cx8="http://schemas.microsoft.com/office/drawing/2016/5/14/chartex" xmlns:mc="http://schemas.openxmlformats.org/markup-compatibility/2006" xmlns:aink="http://schemas.microsoft.com/office/drawing/2016/ink" xmlns:am3d="http://schemas.microsoft.com/office/drawing/2017/model3d" xmlns:o="urn:schemas-microsoft-com:office:office" xmlns:oel="http://schemas.microsoft.com/office/2019/extlst" xmlns:r="http://schemas.openxmlformats.org/officeDocument/2006/relationships" xmlns:m="http://schemas.openxmlformats.org/officeDocument/2006/math" xmlns:v="urn:schemas-microsoft-com:vml" xmlns:wp14="http://schemas.microsoft.com/office/word/2010/wordprocessingDrawing" xmlns:wp="http://schemas.openxmlformats.org/drawingml/2006/wordprocessingDrawing" xmlns:w10="urn:schemas-microsoft-com:office:word" xmlns:w="http://schemas.openxmlformats.org/wordprocessingml/2006/main" xmlns:w14="http://schemas.microsoft.com/office/word/2010/wordml" xmlns:w15="http://schemas.microsoft.com/office/word/2012/wordml" xmlns:w16cex="http://schemas.microsoft.com/office/word/2018/wordml/cex" xmlns:w16cid="http://schemas.microsoft.com/office/word/2016/wordml/cid" xmlns:w16="http://schemas.microsoft.com/office/word/2018/wordml" xmlns:w16du="http://schemas.microsoft.com/office/word/2023/wordml/word16du" xmlns:w16sdtdh="http://schemas.microsoft.com/office/word/2020/wordml/sdtdatahash" xmlns:w16sdtfl="http://schemas.microsoft.com/office/word/2024/wordml/sdtformatlock" xmlns:w16se="http://schemas.microsoft.com/office/word/2015/wordml/symex" xmlns:wpg="http://schemas.microsoft.com/office/word/2010/wordprocessingGroup" xmlns:wpi="http://schemas.microsoft.com/office/word/2010/wordprocessingInk" xmlns:wne="http://schemas.microsoft.com/office/word/2006/wordml" xmlns:wps="http://schemas.microsoft.com/office/word/2010/wordprocessingShape" mc:Ignorable="w14 w15 w16se w16cid w16 w16cex w16sdtdh w16sdtfl w16du wp14">
   <w:p>
     <w:pPr>
-      <w:pStyle w:val="Header"/>
-      <w:tabs>
-        <w:tab w:val="left" w:pos="3972"/>
-      </w:tabs>
-      <w:jc w:val="left"/>
-      <w:rPr>
-        <w:rFonts w:ascii="Arial" w:hAnsi="Arial" w:cs="Arial"/>
-        <w:sz w:val="18"/>
-        <w:szCs w:val="18"/>
-        <w:lang w:val="nl-BE"/>
-      </w:rPr>
+      <w:pStyle w:val="Koptekst"/>
+      <w:jc w:val="right"/>
     </w:pPr>
     <w:r>
       <w:rPr>
-        <w:rFonts w:ascii="Arial" w:hAnsi="Arial" w:cs="Arial" w:eastAsia="Arial"/>
-        <w:b w:val="0"/>
-        <w:color w:val="59636E"/>
-        <w:sz w:val="18"/>
-        <w:szCs w:val="18"/>
-        <w:lang w:val="nl-BE"/>
-      </w:rPr>
-      <w:t>PARADISE (S71769) — eCRF 05: Toestemmingsformulier manager</w:t>
+        <w:noProof/>
+      </w:rPr>
+      <w:drawing>
+        <wp:anchor distT="0" distB="0" distL="114300" distR="114300" simplePos="0" relativeHeight="251658240" behindDoc="1" locked="0" layoutInCell="1" allowOverlap="1" wp14:anchorId="755D2A89" wp14:editId="42F71064">
+          <wp:simplePos x="0" y="0"/>
+          <wp:positionH relativeFrom="margin">
+            <wp:align>left</wp:align>
+          </wp:positionH>
+          <wp:positionV relativeFrom="paragraph">
+            <wp:posOffset>-20955</wp:posOffset>
+          </wp:positionV>
+          <wp:extent cx="1615079" cy="720000"/>
+          <wp:effectExtent l="0" t="0" r="0" b="0"/>
+          <wp:wrapTight wrapText="bothSides">
+            <wp:wrapPolygon edited="0">
+              <wp:start x="510" y="1716"/>
+              <wp:lineTo x="255" y="5719"/>
+              <wp:lineTo x="764" y="20018"/>
+              <wp:lineTo x="8664" y="20018"/>
+              <wp:lineTo x="13250" y="18874"/>
+              <wp:lineTo x="20895" y="14298"/>
+              <wp:lineTo x="20895" y="9151"/>
+              <wp:lineTo x="14015" y="4004"/>
+              <wp:lineTo x="8664" y="1716"/>
+              <wp:lineTo x="510" y="1716"/>
+            </wp:wrapPolygon>
+          </wp:wrapTight>
+          <wp:docPr id="1820294796" name="Afbeelding 5"/>
+          <wp:cNvGraphicFramePr>
+            <a:graphicFrameLocks xmlns:a="http://schemas.openxmlformats.org/drawingml/2006/main" noChangeAspect="1"/>
+          </wp:cNvGraphicFramePr>
+          <a:graphic xmlns:a="http://schemas.openxmlformats.org/drawingml/2006/main">
+            <a:graphicData uri="http://schemas.openxmlformats.org/drawingml/2006/picture">
+              <pic:pic xmlns:pic="http://schemas.openxmlformats.org/drawingml/2006/picture">
+                <pic:nvPicPr>
+                  <pic:cNvPr id="1820294796" name="Afbeelding 1820294796"/>
+                  <pic:cNvPicPr/>
+                </pic:nvPicPr>
+                <pic:blipFill>
+                  <a:blip r:embed="rIdTplImgA">
+                    <a:extLst>
+                      <a:ext uri="{28A0092B-C50C-407E-A947-70E740481C1C}">
+                        <a14:useLocalDpi xmlns:a14="http://schemas.microsoft.com/office/drawing/2010/main" val="0"/>
+                      </a:ext>
+                    </a:extLst>
+                  </a:blip>
+                  <a:stretch>
+                    <a:fillRect/>
+                  </a:stretch>
+                </pic:blipFill>
+                <pic:spPr>
+                  <a:xfrm>
+                    <a:off x="0" y="0"/>
+                    <a:ext cx="1615079" cy="720000"/>
+                  </a:xfrm>
+                  <a:prstGeom prst="rect">
+                    <a:avLst/>
+                  </a:prstGeom>
+                </pic:spPr>
+              </pic:pic>
+            </a:graphicData>
+          </a:graphic>
+          <wp14:sizeRelH relativeFrom="page">
+            <wp14:pctWidth>0</wp14:pctWidth>
+          </wp14:sizeRelH>
+          <wp14:sizeRelV relativeFrom="page">
+            <wp14:pctHeight>0</wp14:pctHeight>
+          </wp14:sizeRelV>
+        </wp:anchor>
+      </w:drawing>
+    </w:r>
+    <w:r>
+      <w:rPr>
+        <w:noProof/>
+      </w:rPr>
+      <w:drawing>
+        <wp:inline distT="0" distB="0" distL="0" distR="0" wp14:anchorId="4E8F3C53" wp14:editId="680A2799">
+          <wp:extent cx="2525825" cy="720000"/>
+          <wp:effectExtent l="0" t="0" r="0" b="4445"/>
+          <wp:docPr id="328170997" name="Afbeelding 6"/>
+          <wp:cNvGraphicFramePr>
+            <a:graphicFrameLocks xmlns:a="http://schemas.openxmlformats.org/drawingml/2006/main" noChangeAspect="1"/>
+          </wp:cNvGraphicFramePr>
+          <a:graphic xmlns:a="http://schemas.openxmlformats.org/drawingml/2006/main">
+            <a:graphicData uri="http://schemas.openxmlformats.org/drawingml/2006/picture">
+              <pic:pic xmlns:pic="http://schemas.openxmlformats.org/drawingml/2006/picture">
+                <pic:nvPicPr>
+                  <pic:cNvPr id="328170997" name="Afbeelding 328170997"/>
+                  <pic:cNvPicPr/>
+                </pic:nvPicPr>
+                <pic:blipFill>
+                  <a:blip r:embed="rIdTplImgB">
+                    <a:extLst>
+                      <a:ext uri="{28A0092B-C50C-407E-A947-70E740481C1C}">
+                        <a14:useLocalDpi xmlns:a14="http://schemas.microsoft.com/office/drawing/2010/main" val="0"/>
+                      </a:ext>
+                    </a:extLst>
+                  </a:blip>
+                  <a:stretch>
+                    <a:fillRect/>
+                  </a:stretch>
+                </pic:blipFill>
+                <pic:spPr>
+                  <a:xfrm>
+                    <a:off x="0" y="0"/>
+                    <a:ext cx="2525825" cy="720000"/>
+                  </a:xfrm>
+                  <a:prstGeom prst="rect">
+                    <a:avLst/>
+                  </a:prstGeom>
+                </pic:spPr>
+              </pic:pic>
+            </a:graphicData>
+          </a:graphic>
+        </wp:inline>
+      </w:drawing>
     </w:r>
   </w:p>
 </w:hdr>

--- a/(e)CRF/Per nummer/05_Toestemmingsformulier manager.docx
+++ b/(e)CRF/Per nummer/05_Toestemmingsformulier manager.docx
@@ -15839,7 +15839,7 @@
         <wp:anchor distT="0" distB="0" distL="114300" distR="114300" simplePos="0" relativeHeight="251659264" behindDoc="0" locked="0" layoutInCell="1" allowOverlap="1" wp14:anchorId="4A8142CD" wp14:editId="6CB4EA88">
           <wp:simplePos x="0" y="0"/>
           <wp:positionH relativeFrom="column">
-            <wp:posOffset>5527362</wp:posOffset>
+            <wp:posOffset>5351825</wp:posOffset>
           </wp:positionH>
           <wp:positionV relativeFrom="paragraph">
             <wp:posOffset>66098</wp:posOffset>
